--- a/Aplicación de Bases de Datos/Documentecion Proyecto Programado Grupo 5.docx
+++ b/Aplicación de Bases de Datos/Documentecion Proyecto Programado Grupo 5.docx
@@ -38,7 +38,19 @@
         <w:rPr>
           <w:lang w:val="es-ES"/>
         </w:rPr>
-        <w:t>Estudiante:</w:t>
+        <w:t>Estudiante</w:t>
+      </w:r>
+      <w:r>
+        <w:rPr>
+          <w:lang w:val="es-ES"/>
+        </w:rPr>
+        <w:t>s</w:t>
+      </w:r>
+      <w:r>
+        <w:rPr>
+          <w:lang w:val="es-ES"/>
+        </w:rPr>
+        <w:t>:</w:t>
       </w:r>
     </w:p>
     <w:p>
@@ -68,7 +80,21 @@
         <w:rPr>
           <w:lang w:val="es-ES"/>
         </w:rPr>
-        <w:t>Profesor:</w:t>
+        <w:t xml:space="preserve">Kevin </w:t>
+      </w:r>
+      <w:proofErr w:type="spellStart"/>
+      <w:r>
+        <w:rPr>
+          <w:lang w:val="es-ES"/>
+        </w:rPr>
+        <w:t>Andrei</w:t>
+      </w:r>
+      <w:proofErr w:type="spellEnd"/>
+      <w:r>
+        <w:rPr>
+          <w:lang w:val="es-ES"/>
+        </w:rPr>
+        <w:t xml:space="preserve"> Lezcano Luna</w:t>
       </w:r>
     </w:p>
     <w:p>
@@ -83,7 +109,7 @@
         <w:rPr>
           <w:lang w:val="es-ES"/>
         </w:rPr>
-        <w:t>Allan Henry Rojas Naranjo</w:t>
+        <w:t>Roberth Fabian Mata Montenegro</w:t>
       </w:r>
     </w:p>
     <w:p>
@@ -98,7 +124,7 @@
         <w:rPr>
           <w:lang w:val="es-ES"/>
         </w:rPr>
-        <w:t>Aplicación de Bases de Datos</w:t>
+        <w:t>Javier Antonio Powers Abarca</w:t>
       </w:r>
     </w:p>
     <w:p>
@@ -113,6 +139,51 @@
         <w:rPr>
           <w:lang w:val="es-ES"/>
         </w:rPr>
+        <w:t>Profesor:</w:t>
+      </w:r>
+    </w:p>
+    <w:p>
+      <w:pPr>
+        <w:ind w:firstLine="0"/>
+        <w:jc w:val="center"/>
+        <w:rPr>
+          <w:lang w:val="es-ES"/>
+        </w:rPr>
+      </w:pPr>
+      <w:r>
+        <w:rPr>
+          <w:lang w:val="es-ES"/>
+        </w:rPr>
+        <w:t>Allan Henry Rojas Naranjo</w:t>
+      </w:r>
+    </w:p>
+    <w:p>
+      <w:pPr>
+        <w:ind w:firstLine="0"/>
+        <w:jc w:val="center"/>
+        <w:rPr>
+          <w:lang w:val="es-ES"/>
+        </w:rPr>
+      </w:pPr>
+      <w:r>
+        <w:rPr>
+          <w:lang w:val="es-ES"/>
+        </w:rPr>
+        <w:t>Aplicación de Bases de Datos</w:t>
+      </w:r>
+    </w:p>
+    <w:p>
+      <w:pPr>
+        <w:ind w:firstLine="0"/>
+        <w:jc w:val="center"/>
+        <w:rPr>
+          <w:lang w:val="es-ES"/>
+        </w:rPr>
+      </w:pPr>
+      <w:r>
+        <w:rPr>
+          <w:lang w:val="es-ES"/>
+        </w:rPr>
         <w:t>Abril 2026</w:t>
       </w:r>
     </w:p>
@@ -134,7 +205,13 @@
     <w:sdt>
       <w:sdtPr>
         <w:rPr>
-          <w:lang w:val="es-ES"/>
+          <w:rFonts w:ascii="Times New Roman" w:eastAsiaTheme="minorHAnsi" w:hAnsi="Times New Roman" w:cstheme="minorBidi"/>
+          <w:color w:val="auto"/>
+          <w:kern w:val="2"/>
+          <w:sz w:val="24"/>
+          <w:szCs w:val="24"/>
+          <w:lang w:val="es-ES" w:eastAsia="en-US"/>
+          <w14:ligatures w14:val="standardContextual"/>
         </w:rPr>
         <w:id w:val="35012148"/>
         <w:docPartObj>
@@ -144,15 +221,8 @@
       </w:sdtPr>
       <w:sdtEndPr>
         <w:rPr>
-          <w:rFonts w:ascii="Times New Roman" w:eastAsiaTheme="minorHAnsi" w:hAnsi="Times New Roman" w:cstheme="minorBidi"/>
           <w:b/>
           <w:bCs/>
-          <w:color w:val="auto"/>
-          <w:kern w:val="2"/>
-          <w:sz w:val="24"/>
-          <w:szCs w:val="24"/>
-          <w:lang w:eastAsia="en-US"/>
-          <w14:ligatures w14:val="standardContextual"/>
         </w:rPr>
       </w:sdtEndPr>
       <w:sdtContent>
@@ -1255,13 +1325,7 @@
     </w:p>
     <w:p>
       <w:r>
-        <w:t xml:space="preserve">El modelo relacional se compone de </w:t>
-      </w:r>
-      <w:r>
-        <w:t>9</w:t>
-      </w:r>
-      <w:r>
-        <w:t xml:space="preserve"> tablas principales que capturan la lógica del negocio. A continuación, se detallan sus funciones y atributos clave:</w:t>
+        <w:t>El modelo relacional se compone de 9 tablas principales que capturan la lógica del negocio. A continuación, se detallan sus funciones y atributos clave:</w:t>
       </w:r>
     </w:p>
     <w:tbl>
@@ -2737,13 +2801,7 @@
     </w:p>
     <w:p>
       <w:r>
-        <w:t xml:space="preserve">Análisis de Atributos: Cada tabla ha sido diseñada con tipos de datos precisos. Por ejemplo, en PRODUCTOS, el precio se maneja como </w:t>
-      </w:r>
-      <w:r>
-        <w:t>DECIMAL (</w:t>
-      </w:r>
-      <w:r>
-        <w:t xml:space="preserve">20,2) para evitar errores de redondeo, mientras que en las tablas de </w:t>
+        <w:t xml:space="preserve">Análisis de Atributos: Cada tabla ha sido diseñada con tipos de datos precisos. Por ejemplo, en PRODUCTOS, el precio se maneja como DECIMAL (20,2) para evitar errores de redondeo, mientras que en las tablas de </w:t>
       </w:r>
       <w:proofErr w:type="spellStart"/>
       <w:r>
@@ -9040,6 +9098,7 @@
   <w:style w:type="character" w:default="1" w:styleId="Fuentedeprrafopredeter">
     <w:name w:val="Default Paragraph Font"/>
     <w:uiPriority w:val="1"/>
+    <w:semiHidden/>
     <w:unhideWhenUsed/>
   </w:style>
   <w:style w:type="table" w:default="1" w:styleId="Tablanormal">
@@ -9225,6 +9284,7 @@
       <w:numPr>
         <w:ilvl w:val="1"/>
       </w:numPr>
+      <w:ind w:firstLine="720"/>
     </w:pPr>
     <w:rPr>
       <w:rFonts w:eastAsiaTheme="majorEastAsia" w:cstheme="majorBidi"/>
